--- a/The Dolphins' View of History/chapters/00 - Prologue - Humans Have Ape Ancestors.docx
+++ b/The Dolphins' View of History/chapters/00 - Prologue - Humans Have Ape Ancestors.docx
@@ -9,6 +9,7 @@
         <w:jc w:val="center"/>
         <w:outlineLvl w:val="0"/>
       </w:pPr>
+      <w:bookmarkStart w:name="_Chapter001" w:id="1"/>
       <w:r>
         <w:rPr>
           <w:rFonts w:ascii="Amazon Ember" w:cs="Amazon Ember" w:eastAsia="Amazon Ember" w:hAnsi="Amazon Ember"/>
@@ -20,6 +21,7 @@
         </w:rPr>
         <w:t xml:space="preserve">Prologue: Humans Have Ape Ancestors</w:t>
       </w:r>
+      <w:bookmarkEnd w:id="1"/>
     </w:p>
     <w:p>
       <w:pPr>
@@ -82,15 +84,15 @@
         <w:spacing w:after="200"/>
       </w:pPr>
       <w:r>
-        <w:t xml:space="preserve">Not this book's kind of watching yet. No history, no verdicts. Just watching, the way any species watches whatever lives nearby.</w:t>
-      </w:r>
-    </w:p>
-    <w:p>
-      <w:pPr>
-        <w:spacing w:after="200"/>
-      </w:pPr>
-      <w:r>
-        <w:t xml:space="preserve">Even the land's earliest chapters met with dolphin approval. Giant reptiles once ruled the ground and, less famously, the sea, where several of them were large, toothy, and unpleasant to swim near. Then an asteroid struck, and dolphin historians, reviewing the record, allow themselves one of their few unqualified endorsements.</w:t>
+        <w:t xml:space="preserve">Not this book’s kind of watching yet. No history, no verdicts. Just watching, the way any species watches whatever lives nearby.</w:t>
+      </w:r>
+    </w:p>
+    <w:p>
+      <w:pPr>
+        <w:spacing w:after="200"/>
+      </w:pPr>
+      <w:r>
+        <w:t xml:space="preserve">Even the land’s earliest chapters met with dolphin approval. Giant reptiles once ruled the ground and, less famously, the sea, where several of them were large, toothy, and unpleasant to swim near. Then an asteroid struck, and dolphin historians, reviewing the record, allow themselves one of their few unqualified endorsements.</w:t>
       </w:r>
     </w:p>
     <w:p>
@@ -222,7 +224,7 @@
         <w:spacing w:after="200"/>
       </w:pPr>
       <w:r>
-        <w:t xml:space="preserve">Dolphin historians are careful about one detail. Walking upright came first. Australopithecus was standing and walking on two legs more than three million years ago, with a brain not much larger than a chimpanzee's. The big brain came later, and came slowly.</w:t>
+        <w:t xml:space="preserve">Dolphin historians are careful about one detail. Walking upright came first. Australopithecus was standing and walking on two legs more than three million years ago, with a brain not much larger than a chimpanzee’s. The big brain came later, and came slowly.</w:t>
       </w:r>
     </w:p>
     <w:p>

--- a/The Dolphins' View of History/chapters/00 - Prologue - Humans Have Ape Ancestors.docx
+++ b/The Dolphins' View of History/chapters/00 - Prologue - Humans Have Ape Ancestors.docx
@@ -128,7 +128,7 @@
         <w:spacing w:after="200"/>
       </w:pPr>
       <w:r>
-        <w:t xml:space="preserve">Dolphin scholarship is willing to name names on the way. The fossil record calls the first of these test cases Pakicetus — four legs, hooves, a long snout, built rather like a hairy dog that had made some very specific life choices. Its next of kin, once it had committed a little further to the bit, was filed under Ambulocetus, which is Latin for “the walking whale.” Dolphin historians did not choose that name. They have simply had fifty million years to get used to it.</w:t>
+        <w:t xml:space="preserve">The fossil record calls the first of these test cases Pakicetus — four legs, hooves, a long snout, built rather like a hairy dog that had made some very specific life choices. Its next of kin, once it had committed a little further to the bit, was filed under Ambulocetus, which is Latin for “the walking whale.” Dolphin historians did not choose that name. They have simply had fifty million years to get used to it.</w:t>
       </w:r>
     </w:p>
     <w:p>
@@ -216,15 +216,15 @@
           <w:i/>
           <w:iCs/>
         </w:rPr>
-        <w:t xml:space="preserve">A species congratulating its own arrival as the point of the story is, dolphin scholarship notes, rarely in a position to notice that it is also the only witness for the defense.</w:t>
-      </w:r>
-    </w:p>
-    <w:p>
-      <w:pPr>
-        <w:spacing w:after="200"/>
-      </w:pPr>
-      <w:r>
-        <w:t xml:space="preserve">Dolphin historians are careful about one detail. Walking upright came first. Australopithecus was standing and walking on two legs more than three million years ago, with a brain not much larger than a chimpanzee’s. The big brain came later, and came slowly.</w:t>
+        <w:t xml:space="preserve">A species congratulating its own arrival as the point of the story is rarely in a position to notice that it is also the only witness for the defense.</w:t>
+      </w:r>
+    </w:p>
+    <w:p>
+      <w:pPr>
+        <w:spacing w:after="200"/>
+      </w:pPr>
+      <w:r>
+        <w:t xml:space="preserve">One detail matters here. Walking upright came first. Australopithecus was standing and walking on two legs more than three million years ago, with a brain not much larger than a chimpanzee’s. The big brain came later, and came slowly.</w:t>
       </w:r>
     </w:p>
     <w:p>

--- a/The Dolphins' View of History/chapters/00 - Prologue - Humans Have Ape Ancestors.docx
+++ b/The Dolphins' View of History/chapters/00 - Prologue - Humans Have Ape Ancestors.docx
@@ -5,6 +5,7 @@
     <w:p>
       <w:pPr>
         <w:pStyle w:val="Heading1"/>
+        <w:pageBreakBefore/>
         <w:spacing w:after="300"/>
         <w:jc w:val="center"/>
         <w:outlineLvl w:val="0"/>
@@ -15,9 +16,9 @@
           <w:rFonts w:ascii="Amazon Ember" w:cs="Amazon Ember" w:eastAsia="Amazon Ember" w:hAnsi="Amazon Ember"/>
           <w:b/>
           <w:bCs/>
-          <w:color w:val="0000FF"/>
-          <w:sz w:val="36"/>
-          <w:szCs w:val="36"/>
+          <w:color w:val="1F4E79"/>
+          <w:sz w:val="32"/>
+          <w:szCs w:val="32"/>
         </w:rPr>
         <w:t xml:space="preserve">Prologue: Humans Have Ape Ancestors</w:t>
       </w:r>
@@ -280,7 +281,7 @@
       </w:r>
     </w:p>
     <w:sectPr>
-      <w:pgSz w:w="12240" w:h="15840" w:orient="portrait"/>
+      <w:pgSz w:w="8640" w:h="12960" w:orient="portrait"/>
       <w:pgMar w:top="1440" w:right="1440" w:bottom="1440" w:left="1440" w:header="708" w:footer="708" w:gutter="0"/>
       <w:pgNumType/>
       <w:docGrid w:linePitch="360"/>

--- a/The Dolphins' View of History/chapters/00 - Prologue - Humans Have Ape Ancestors.docx
+++ b/The Dolphins' View of History/chapters/00 - Prologue - Humans Have Ape Ancestors.docx
@@ -62,6 +62,14 @@
       </w:pPr>
       <w:r>
         <w:t xml:space="preserve">A note on sources, for readers wondering how a dolphin knows anything about the Roman Senate. Dolphins have no libraries. They have coastlines, and coastlines are where humans do their loudest talking. Sailors read aloud, harbors gossip, and for several thousand years nearly everything the species knew about itself was, at some point, shouted across water. More recently there has been the habit of playing the radio on deck. Where the record is thin, the dolphins say so. Where it is disputed, they say that too, and try not to pick a side merely to sound decisive. Where the evidence runs out entirely, they have been known to guess, and to label the guess as one.</w:t>
+      </w:r>
+    </w:p>
+    <w:p>
+      <w:pPr>
+        <w:spacing w:after="200"/>
+      </w:pPr>
+      <w:r>
+        <w:t xml:space="preserve">A harder question, which several members of the Society raised and none could fully answer, is how a species with no libraries ends up footnoting a 2017 paper in Nature. The honest account is less romantic than radios on deck: once the Society started writing this down properly, it did what any institution does when it wants to be taken seriously, and went and read the journals, same as anyone else with an ocean’s worth of patience and nothing else scheduled. The harbor gossip got them interested. It did not, on its own, get them a citation for the encephalization quotient.</w:t>
       </w:r>
     </w:p>
     <w:p>

--- a/The Dolphins' View of History/chapters/00 - Prologue - Humans Have Ape Ancestors.docx
+++ b/The Dolphins' View of History/chapters/00 - Prologue - Humans Have Ape Ancestors.docx
@@ -245,7 +245,7 @@
           <w:i/>
           <w:iCs/>
         </w:rPr>
-        <w:t xml:space="preserve">“This was not a ladder,” dolphin historians noted. “It was a branch. Most branches on that tree went extinct. This one did not.”</w:t>
+        <w:t xml:space="preserve">“This was not a ladder,” the Society recorded. “It was a branch. Most branches on that tree went extinct. This one did not.”</w:t>
       </w:r>
     </w:p>
     <w:p>

--- a/The Dolphins' View of History/chapters/00 - Prologue - Humans Have Ape Ancestors.docx
+++ b/The Dolphins' View of History/chapters/00 - Prologue - Humans Have Ape Ancestors.docx
@@ -253,7 +253,7 @@
         <w:spacing w:after="200"/>
       </w:pPr>
       <w:r>
-        <w:t xml:space="preserve">For a long stretch after that, the dolphins paid this branch no special notice. An ape walking upright on a savanna was not obviously more interesting than any other animal finding its niche. Dolphins had seen plenty of niches found.</w:t>
+        <w:t xml:space="preserve">For a long stretch after that, the dolphins paid this branch no special notice. An ape walking upright in the mixed woodland of early Africa was not obviously more interesting than any other animal finding its niche. Dolphins had seen plenty of niches found.</w:t>
       </w:r>
     </w:p>
     <w:p>
